--- a/public/gallery/examples/data-scientist/zh-hans/resume.docx
+++ b/public/gallery/examples/data-scientist/zh-hans/resume.docx
@@ -66,7 +66,7 @@
         </w:rPr>
         <w:t xml:space="preserve">📧 </w:t>
       </w:r>
-      <w:hyperlink w:history="1" r:id="rIdlf-jeefqkd4nnbpottrso">
+      <w:hyperlink w:history="1" r:id="rIdssxsertrztd3xwka1e_y9">
         <w:r>
           <w:rPr>
             <w:sz w:val="18"/>
@@ -89,7 +89,7 @@
         </w:rPr>
         <w:t xml:space="preserve">🔗 </w:t>
       </w:r>
-      <w:hyperlink w:history="1" r:id="rIdskaqfgdu85tfoifod8zbz">
+      <w:hyperlink w:history="1" r:id="rIdyik_7r84qvv_02kl9cfal">
         <w:r>
           <w:rPr>
             <w:sz w:val="18"/>
@@ -124,7 +124,7 @@
         <w:spacing w:after="200" w:line="276"/>
         <w:jc w:val="center"/>
       </w:pPr>
-      <w:hyperlink w:history="1" r:id="rIdwogyd5koopnmc41narr09">
+      <w:hyperlink w:history="1" r:id="rIdofzzo5xnyurojda_kvazq">
         <w:r>
           <w:rPr>
             <w:sz w:val="18"/>
@@ -140,7 +140,7 @@
         </w:rPr>
         <w:t xml:space="preserve"> • </w:t>
       </w:r>
-      <w:hyperlink w:history="1" r:id="rId9eopc1squjmoswczbnk7w">
+      <w:hyperlink w:history="1" r:id="rId7hamaxvglynvx_ctqsmp6">
         <w:r>
           <w:rPr>
             <w:sz w:val="18"/>
@@ -287,7 +287,7 @@
         </w:rPr>
         <w:t xml:space="preserve">	</w:t>
       </w:r>
-      <w:hyperlink w:history="1" r:id="rIdlxcqenwetph4_70tlljkz">
+      <w:hyperlink w:history="1" r:id="rIdxnuvdjeivymwvxj3wkmog">
         <w:r>
           <w:rPr>
             <w:sz w:val="18"/>
@@ -431,7 +431,7 @@
         </w:rPr>
         <w:t xml:space="preserve">	</w:t>
       </w:r>
-      <w:hyperlink w:history="1" r:id="rIdypppgak27yxwwibwn172n">
+      <w:hyperlink w:history="1" r:id="rId_o3af5xnkgldmmrfyrrtx">
         <w:r>
           <w:rPr>
             <w:sz w:val="18"/>
@@ -575,7 +575,7 @@
         </w:rPr>
         <w:t xml:space="preserve">	</w:t>
       </w:r>
-      <w:hyperlink w:history="1" r:id="rIdt9mymwa4wa_j3t0p6cvue">
+      <w:hyperlink w:history="1" r:id="rIdhyogohfjd6f9_qobqj52z">
         <w:r>
           <w:rPr>
             <w:sz w:val="18"/>
@@ -738,7 +738,7 @@
         </w:rPr>
         <w:t xml:space="preserve">	</w:t>
       </w:r>
-      <w:hyperlink w:history="1" r:id="rIdi2hiqo67enms-duikaacp">
+      <w:hyperlink w:history="1" r:id="rIdq_kyrxa5e9z6btm9-dg--">
         <w:r>
           <w:rPr>
             <w:sz w:val="18"/>
@@ -1225,7 +1225,7 @@
         </w:rPr>
         <w:t xml:space="preserve">	</w:t>
       </w:r>
-      <w:hyperlink w:history="1" r:id="rIdeggsrf-vh75kbyboilv86">
+      <w:hyperlink w:history="1" r:id="rIdby6awhi2btfrpiwafpsud">
         <w:r>
           <w:rPr>
             <w:sz w:val="18"/>
@@ -1291,7 +1291,7 @@
         </w:rPr>
         <w:t xml:space="preserve">	</w:t>
       </w:r>
-      <w:hyperlink w:history="1" r:id="rIdlptcsiwuu8d0urp-quxe9">
+      <w:hyperlink w:history="1" r:id="rIdsdv-czohnfjhx-4f0swng">
         <w:r>
           <w:rPr>
             <w:sz w:val="18"/>
@@ -1376,7 +1376,7 @@
         </w:rPr>
         <w:t xml:space="preserve">	</w:t>
       </w:r>
-      <w:hyperlink w:history="1" r:id="rIdhxshu2elitgnx7ljhga72">
+      <w:hyperlink w:history="1" r:id="rIdd34jda4q4afzztn06467f">
         <w:r>
           <w:rPr>
             <w:sz w:val="18"/>
@@ -1473,7 +1473,7 @@
         </w:rPr>
         <w:t xml:space="preserve">	</w:t>
       </w:r>
-      <w:hyperlink w:history="1" r:id="rIdkntgsjhlhxqccqnztdofr">
+      <w:hyperlink w:history="1" r:id="rIdc6-mxa_btdvmtekcbmq4y">
         <w:r>
           <w:rPr>
             <w:sz w:val="18"/>
@@ -1732,7 +1732,7 @@
         </w:rPr>
         <w:t xml:space="preserve">	</w:t>
       </w:r>
-      <w:hyperlink w:history="1" r:id="rId_zu3h3ntj-mw2cxvxuooh">
+      <w:hyperlink w:history="1" r:id="rIdij0_dl3mmgdaivl6agt0n">
         <w:r>
           <w:rPr>
             <w:sz w:val="18"/>
